--- a/04_Manuscripts/10b_TitlePage_health_policy.docx
+++ b/04_Manuscripts/10b_TitlePage_health_policy.docx
@@ -424,11 +424,7 @@
         <w:jc w:val="left"/>
       </w:pPr>
       <w:r>
-        <w:rPr>
-          <w:b w:val="0"/>
-          <w:sz w:val="24"/>
-        </w:rPr>
-        <w:t>The NDB Open Data used in this analysis are publicly available from the Ministry of Health, Labour and Welfare of Japan (https://www.mhlw.go.jp/stf/seisakunitsuite/bunya/0000177182.html). Analysis code is openly available on GitHub (https://github.com/haruki00430/NDB_POFM) and archived on Zenodo (https://doi.org/10.5281/zenodo.20755988).</w:t>
+        <w:t>The NDB Open Data used in this analysis are publicly available from the Ministry of Health, Labour and Welfare of Japan (https://www.mhlw.go.jp/stf/seisakunitsuite/bunya/0000177182.html). Analysis code is openly available on GitHub (https://github.com/haruki00430/NDB_POFM) and archived on Zenodo (https://doi.org/10.5281/zenodo.20756030).</w:t>
       </w:r>
     </w:p>
     <w:p>
